--- a/IUEA_Teaching_Plan/IUEA_ML_Syllabus_CohortA_Design_and_Infrastructure.docx
+++ b/IUEA_Teaching_Plan/IUEA_ML_Syllabus_CohortA_Design_and_Infrastructure.docx
@@ -4216,7 +4216,7 @@
                 <w:rFonts w:ascii="Calibri" w:hAnsi="Calibri"/>
                 <w:sz w:val="17"/>
               </w:rPr>
-              <w:t>A five-minute quiz of five multiple-choice questions on your phone, reached by a QR code, in the last five minutes of the session. Auto-marked: you see your score and feedback immediately. Twelve quizzes, 1% each, and your best ten count. There are no resits; the two dropped scores cover a missed week.</w:t>
+              <w:t>A five-minute quiz of five multiple-choice questions on your phone, reached by a QR code, in the last five minutes of the session. Auto-marked: you see your score and feedback immediately. Twelve quizzes, 1% each, and your best ten count. A shared 24-hour window supports access recovery; documented outages are handled explicitly.</w:t>
             </w:r>
           </w:p>
         </w:tc>
@@ -4339,7 +4339,7 @@
                 <w:rFonts w:ascii="Calibri" w:hAnsi="Calibri"/>
                 <w:sz w:val="17"/>
               </w:rPr>
-              <w:t>Best 8 of 11. Notebooks and one-pagers pushed to your repository. Auto-marked — you can check your own work against the visible tests before you submit.</w:t>
+              <w:t>Best 8 of 11. Upload the required notebook and report through the assignment form. Visible checks provide practice feedback; final marks use the submitted files.</w:t>
             </w:r>
           </w:p>
         </w:tc>
@@ -4580,7 +4580,7 @@
                 <w:rFonts w:ascii="Calibri" w:hAnsi="Calibri"/>
                 <w:sz w:val="17"/>
               </w:rPr>
-              <w:t>Two hours practical plus twenty-five minutes written. An unfamiliar dataset. 40 of the 100 marks are auto-marked from a structured answers cell; the other 60 are marked by your lecturer.</w:t>
+              <w:t>Two hours practical plus twenty-five minutes typed reasoning, within the three-hour sitting. The issued brief defines executed checks and written/visual evidence. The complete grading route must be validated before release.</w:t>
             </w:r>
           </w:p>
         </w:tc>
@@ -4698,7 +4698,7 @@
                 <w:rFonts w:ascii="Calibri" w:hAnsi="Calibri"/>
                 <w:sz w:val="17"/>
               </w:rPr>
-              <w:t>Two hours practical plus twenty-five minutes written. An unfamiliar dataset. 45 of the 100 marks are auto-marked; the other 55 are marked by your lecturer.</w:t>
+              <w:t>Two hours practical plus twenty-five minutes typed reasoning, within the three-hour sitting. An unfamiliar dataset, executed checks and evidence-based local assessment. No code execution during the written part.</w:t>
             </w:r>
           </w:p>
         </w:tc>
@@ -4939,7 +4939,7 @@
                 <w:rFonts w:ascii="Calibri" w:hAnsi="Calibri"/>
                 <w:sz w:val="17"/>
               </w:rPr>
-              <w:t>Six-minute demonstration, two unseen questions on your own work, 500-word reflection.</w:t>
+              <w:t>Presentation with narration notes, two individual typed defence answers and a 500-word reflection uploaded by the end of the session. Live questions are formative.</w:t>
             </w:r>
           </w:p>
         </w:tc>
@@ -4997,7 +4997,7 @@
           <w:i w:val="0"/>
           <w:sz w:val="21"/>
         </w:rPr>
-        <w:t>Three things about them are worth knowing in advance. First, they are not memory tests. Every question shows you code, an output, a chart or a table and asks you to work out what it means or what is wrong with it, so there is nothing to be gained from memorising definitions the night before. Second, there are no resits. Only your best ten of the twelve count, so two of them can go badly for any reason at all, and that is what covers illness, travel and a bad day. Third, if the room network fails, that week's quiz becomes a 48-hour asynchronous window and you will be told so before you leave the room.</w:t>
+        <w:t>Three things about them are worth knowing in advance. First, they are not memory tests. Every question shows you code, an output, a chart or a table and asks you to work out what it means or what is wrong with it, so there is nothing to be gained from memorising definitions the night before. Second, there are no resits. Only your best ten of the twelve count, so two of them can go badly for any reason at all, and that is what covers illness, travel and a bad day. Third, if the room network fails, that week's quiz becomes a 24-hour asynchronous window and you will be told so before you leave the room.</w:t>
       </w:r>
     </w:p>
     <w:p>
@@ -5706,7 +5706,7 @@
           <w:i w:val="0"/>
           <w:sz w:val="21"/>
         </w:rPr>
-        <w:t>In Week 15 every student individually answers two unseen questions about their own team's repository. This is how a team mark becomes an individual one. If you have not engaged with a part of your team's work, that will be visible, and the reverse is also true: a strong contributor is not dragged down by a weak teammate.</w:t>
+        <w:t>In Week 15 every student submits two individual typed defence answers about their own contribution and a technical decision, citing specific repository cells or results. The individual defence and reflection mark is separate from shared project marks. Live questions and peer comments provide formative feedback.</w:t>
       </w:r>
     </w:p>
     <w:p>
@@ -6165,7 +6165,7 @@
           <w:i w:val="0"/>
           <w:sz w:val="21"/>
         </w:rPr>
-        <w:t>The rules are simple and they are applied consistently. In all coursework, AI assistance is permitted and must be declared: a short log of the tool, what you asked, and what you changed. In both practical tests, AI assistance is not available, because the tests run offline with no network access. And in all circumstances, you are marked on what you can explain. If your submission contains work you cannot account for, your mark is reduced to the part you can account for.</w:t>
+        <w:t>The rules are simple and they are applied consistently. In all coursework, AI assistance is permitted and must be declared: a short log of the tool, what you asked, and what you changed. In both practical tests, AI assistance is prohibited. The invigilated lab and approved-materials rules enforce that condition; being offline alone does not prevent a local assistant. Marks follow the published criteria for execution, evidence and explanation. There is no additional blanket penalty based on a live question.</w:t>
       </w:r>
     </w:p>
     <w:p>
@@ -6179,7 +6179,7 @@
           <w:i w:val="0"/>
           <w:sz w:val="21"/>
         </w:rPr>
-        <w:t>The weekly quizzes are the one place where the rule is different, and it is worth being direct about why. They are taken on your own phone, so nothing stops you looking something up or asking a neighbour. Three versions are in circulation in the room and the questions require you to read a code snippet rather than recall a fact, so it is harder than it looks. The real answer is that each quiz is worth one per cent and it exists to tell you, and me, whether you have kept up. Thirty-five per cent of your mark sits in the two offline tests. If your quiz scores are strong and your test scores are not, the quizzes were not doing you any good, and we should talk before Week 14 rather than after it.</w:t>
+        <w:t>The weekly quizzes are the one place where the rule is different, and it is worth being direct about why. They are taken on your own phone, so nothing stops you looking something up or asking a neighbour. Each cohort has its own version, and the questions ask you to interpret code or a scenario. Each quiz is worth one per cent and it exists to tell you, and me, whether you have kept up. Thirty-five per cent of your mark sits in the two offline tests. If your quiz scores are strong and your test scores are not, the quizzes were not doing you any good, and we should talk before Week 14 rather than after it.</w:t>
       </w:r>
     </w:p>
     <w:tbl>
@@ -6233,7 +6233,7 @@
                 <w:rFonts w:ascii="Calibri" w:hAnsi="Calibri"/>
                 <w:sz w:val="20"/>
               </w:rPr>
-              <w:t>Coursework is where you learn to work with these tools and must defend the result. The tests certify what you can do unaided. Both are worth knowing about you, and they cannot be measured in the same room. Running the tests offline is also simply enforceable, which a rule against using an assistant on a networked machine is not.</w:t>
+              <w:t>Coursework is where you learn to work with these tools and must defend the result. The tests certify what you can do unaided. Both are worth knowing about you, and they cannot be measured in the same conditions. Follow the invigilated test brief and its approved-materials rules, including the prohibition on local as well as online AI assistance.</w:t>
             </w:r>
           </w:p>
         </w:tc>

--- a/IUEA_Teaching_Plan/IUEA_ML_Syllabus_CohortA_Design_and_Infrastructure.docx
+++ b/IUEA_Teaching_Plan/IUEA_ML_Syllabus_CohortA_Design_and_Infrastructure.docx
@@ -2815,7 +2815,7 @@
                 <w:rFonts w:ascii="Calibri" w:hAnsi="Calibri"/>
                 <w:sz w:val="17"/>
               </w:rPr>
-              <w:t>Quiz 7</w:t>
+              <w:t>No quiz (Block 1 quiz in Week 10)</w:t>
             </w:r>
           </w:p>
         </w:tc>
@@ -2839,7 +2839,7 @@
                 <w:rFonts w:ascii="Calibri" w:hAnsi="Calibri"/>
                 <w:sz w:val="17"/>
               </w:rPr>
-              <w:t>A7 · Regression with a baseline comparison</w:t>
+              <w:t>A7 · Regression with a baseline comparison · Block 1, part A</w:t>
             </w:r>
           </w:p>
         </w:tc>
@@ -2957,7 +2957,7 @@
                 <w:rFonts w:ascii="Calibri" w:hAnsi="Calibri"/>
                 <w:sz w:val="17"/>
               </w:rPr>
-              <w:t>Quiz 8</w:t>
+              <w:t>No quiz (Block 1 quiz in Week 10)</w:t>
             </w:r>
           </w:p>
         </w:tc>
@@ -2980,7 +2980,7 @@
                 <w:rFonts w:ascii="Calibri" w:hAnsi="Calibri"/>
                 <w:sz w:val="17"/>
               </w:rPr>
-              <w:t>A8 · Classifier and cost table</w:t>
+              <w:t>A8 · Classifier and cost table · Block 1, part B</w:t>
             </w:r>
           </w:p>
         </w:tc>
@@ -3103,7 +3103,7 @@
                 <w:rFonts w:ascii="Calibri" w:hAnsi="Calibri"/>
                 <w:sz w:val="17"/>
               </w:rPr>
-              <w:t>Quiz 9</w:t>
+              <w:t>Block 1 quiz: Q7, Q8, Q9 (one sitting)</w:t>
             </w:r>
           </w:p>
         </w:tc>
@@ -3127,7 +3127,7 @@
                 <w:rFonts w:ascii="Calibri" w:hAnsi="Calibri"/>
                 <w:sz w:val="17"/>
               </w:rPr>
-              <w:t>A9 · Trust Lab and conditions of use</w:t>
+              <w:t>A9 · Trust Lab and conditions of use · Block 1, part C</w:t>
             </w:r>
           </w:p>
         </w:tc>
@@ -3245,7 +3245,7 @@
                 <w:rFonts w:ascii="Calibri" w:hAnsi="Calibri"/>
                 <w:sz w:val="17"/>
               </w:rPr>
-              <w:t>Quiz 10</w:t>
+              <w:t>No quiz (Block 2 quiz in Week 13)</w:t>
             </w:r>
           </w:p>
         </w:tc>
@@ -3268,7 +3268,7 @@
                 <w:rFonts w:ascii="Calibri" w:hAnsi="Calibri"/>
                 <w:sz w:val="17"/>
               </w:rPr>
-              <w:t>A10 · Feature dictionary and ablation table</w:t>
+              <w:t>A10 · Feature dictionary and ablation table · Block 2, part A</w:t>
             </w:r>
           </w:p>
         </w:tc>
@@ -3391,7 +3391,7 @@
                 <w:rFonts w:ascii="Calibri" w:hAnsi="Calibri"/>
                 <w:sz w:val="17"/>
               </w:rPr>
-              <w:t>Quiz 11 · integrative</w:t>
+              <w:t>No quiz (Block 2 quiz in Week 13)</w:t>
             </w:r>
           </w:p>
         </w:tc>
@@ -3415,7 +3415,7 @@
                 <w:rFonts w:ascii="Calibri" w:hAnsi="Calibri"/>
                 <w:sz w:val="17"/>
               </w:rPr>
-              <w:t>A11 · One-page recommendation (in session)</w:t>
+              <w:t>A11 · One-page recommendation (in session) · Block 2, part B</w:t>
             </w:r>
           </w:p>
         </w:tc>
@@ -3533,7 +3533,7 @@
                 <w:rFonts w:ascii="Calibri" w:hAnsi="Calibri"/>
                 <w:sz w:val="17"/>
               </w:rPr>
-              <w:t>Quiz 12 · integrative</w:t>
+              <w:t>Block 2 quiz: Q10, Q11, Q12 (one sitting)</w:t>
             </w:r>
           </w:p>
         </w:tc>
@@ -4124,7 +4124,7 @@
                 <w:b/>
                 <w:sz w:val="17"/>
               </w:rPr>
-              <w:t>Weekly quizzes</w:t>
+              <w:t>Quizzes: weekly, then one per block</w:t>
             </w:r>
           </w:p>
         </w:tc>
@@ -4147,7 +4147,7 @@
                 <w:rFonts w:ascii="Calibri" w:hAnsi="Calibri"/>
                 <w:sz w:val="17"/>
               </w:rPr>
-              <w:t>End of every teaching session: Weeks 1–6 and 8–13</w:t>
+              <w:t>Weekly quizzes in Weeks 1–6; one sitting at the end of Week 10 and one at the end of Week 13</w:t>
             </w:r>
           </w:p>
         </w:tc>
@@ -4216,7 +4216,7 @@
                 <w:rFonts w:ascii="Calibri" w:hAnsi="Calibri"/>
                 <w:sz w:val="17"/>
               </w:rPr>
-              <w:t>A five-minute quiz of five multiple-choice questions on your phone, reached by a QR code, in the last five minutes of the session. Auto-marked: you see your score and feedback immediately. Twelve quizzes, 1% each, and your best ten count. A shared 24-hour window supports access recovery; documented outages are handled explicitly.</w:t>
+              <w:t>A five-minute quiz of five multiple-choice questions on your phone, auto-marked with immediate feedback. From Week 8 the quizzes of three classes are taken together in one sitting (Block 1: Q7 to Q9; Block 2: Q10 to Q12), each form open for 24 hours. Best 4 of the six weekly quizzes count; both blocks always count. The total is 50 marks and the component is worth 10%.</w:t>
             </w:r>
           </w:p>
         </w:tc>
@@ -4267,7 +4267,7 @@
                 <w:rFonts w:ascii="Calibri" w:hAnsi="Calibri"/>
                 <w:sz w:val="17"/>
               </w:rPr>
-              <w:t>Weekly, Weeks 1–12</w:t>
+              <w:t>Weekly in Weeks 1–6; Block 1 pack closes 20 November; Block 2 pack closes 10 December</w:t>
             </w:r>
           </w:p>
         </w:tc>
@@ -4339,7 +4339,7 @@
                 <w:rFonts w:ascii="Calibri" w:hAnsi="Calibri"/>
                 <w:sz w:val="17"/>
               </w:rPr>
-              <w:t>Best 8 of 11. Upload the required notebook and report through the assignment form. Visible checks provide practice feedback; final marks use the submitted files.</w:t>
+              <w:t>Best 4 of the six weekly assignments count. Block 1 is three parts (A7, A8, A9) and Block 2 is two parts (A10, A11); each part uses the same assignment form as before, and a part not submitted scores zero. Both blocks always count. The total is 180 marks and the component is worth 10%. Upload the required notebook and report through the assignment form. Visible checks provide practice feedback; final marks use the submitted files.</w:t>
             </w:r>
           </w:p>
         </w:tc>

--- a/IUEA_Teaching_Plan/IUEA_ML_Syllabus_CohortA_Design_and_Infrastructure.docx
+++ b/IUEA_Teaching_Plan/IUEA_ML_Syllabus_CohortA_Design_and_Infrastructure.docx
@@ -4216,7 +4216,7 @@
                 <w:rFonts w:ascii="Calibri" w:hAnsi="Calibri"/>
                 <w:sz w:val="17"/>
               </w:rPr>
-              <w:t>A five-minute quiz of five multiple-choice questions on your phone, auto-marked with immediate feedback. From Week 8 the quizzes of three classes are taken together in one sitting (Block 1: Q7 to Q9; Block 2: Q10 to Q12), each form open for 24 hours. Best 4 of the six weekly quizzes count; both blocks always count. The total is 50 marks and the component is worth 10%.</w:t>
+              <w:t>A five-minute quiz of five multiple-choice questions on your phone, auto-marked with immediate feedback. From Week 8 the quizzes of three classes are taken together in one sitting (Block 1: Q7 to Q9; Block 2: Q10 to Q12), each form open for 24 hours. Week 6 is not assigned, so the best 3 of the five weekly quizzes count; both blocks always count. The total is 45 marks and the component is worth 10%.</w:t>
             </w:r>
           </w:p>
         </w:tc>
@@ -4339,7 +4339,7 @@
                 <w:rFonts w:ascii="Calibri" w:hAnsi="Calibri"/>
                 <w:sz w:val="17"/>
               </w:rPr>
-              <w:t>Best 4 of the six weekly assignments count. Block 1 is three parts (A7, A8, A9) and Block 2 is two parts (A10, A11); each part uses the same assignment form as before, and a part not submitted scores zero. Both blocks always count. The total is 180 marks and the component is worth 10%. Upload the required notebook and report through the assignment form. Visible checks provide practice feedback; final marks use the submitted files.</w:t>
+              <w:t>Week 6 is not assigned, so the best 3 of the five weekly assignments count. Block 1 is three parts (A7, A8, A9) and Block 2 is two parts (A10, A11); each part uses the same assignment form as before, and a part not submitted scores zero. Both blocks always count. The total is 160 marks and the component is worth 10%. Upload the required notebook and report through the assignment form. Visible checks provide practice feedback; final marks use the submitted files.</w:t>
             </w:r>
           </w:p>
         </w:tc>

--- a/IUEA_Teaching_Plan/IUEA_ML_Syllabus_CohortA_Design_and_Infrastructure.docx
+++ b/IUEA_Teaching_Plan/IUEA_ML_Syllabus_CohortA_Design_and_Infrastructure.docx
@@ -1321,7 +1321,7 @@
                 <w:rFonts w:ascii="Calibri" w:hAnsi="Calibri"/>
                 <w:sz w:val="17"/>
               </w:rPr>
-              <w:t>Practical Test 2 written section; Project validation</w:t>
+              <w:t>Practical Test 2 interpretation questions; Project validation</w:t>
             </w:r>
           </w:p>
         </w:tc>
@@ -2620,7 +2620,7 @@
                 <w:rFonts w:ascii="Calibri" w:hAnsi="Calibri"/>
                 <w:sz w:val="17"/>
               </w:rPr>
-              <w:t>PRACTICAL TEST 1 — Data Investigation (individual, offline)</w:t>
+              <w:t>PRACTICAL TEST 1 — Data Investigation (individual, timed Colab practical)</w:t>
             </w:r>
           </w:p>
         </w:tc>
@@ -3631,7 +3631,7 @@
                 <w:rFonts w:ascii="Calibri" w:hAnsi="Calibri"/>
                 <w:sz w:val="17"/>
               </w:rPr>
-              <w:t>PRACTICAL TEST 2 — End-to-End Engineering ML (individual, offline)</w:t>
+              <w:t>PRACTICAL TEST 2 — End-to-End Engineering ML (individual, timed Colab practical)</w:t>
             </w:r>
           </w:p>
         </w:tc>
@@ -4532,7 +4532,7 @@
                 <w:rFonts w:ascii="Calibri" w:hAnsi="Calibri"/>
                 <w:sz w:val="17"/>
               </w:rPr>
-              <w:t>Individual, offline</w:t>
+              <w:t>Individual, timed Colab</w:t>
             </w:r>
           </w:p>
         </w:tc>
@@ -4580,7 +4580,7 @@
                 <w:rFonts w:ascii="Calibri" w:hAnsi="Calibri"/>
                 <w:sz w:val="17"/>
               </w:rPr>
-              <w:t>Two hours practical plus twenty-five minutes typed reasoning, within the three-hour sitting. The issued brief defines executed checks and written/visual evidence. The complete grading route must be validated before release.</w:t>
+              <w:t>Take-home Colab practical, 3 hours from the start. Eight coding tasks checked deterministically on other data with the same columns: reading and inspecting the file, charts before and after cleaning, cleaning, statistics, grouping, a function and a loop with conditions. No written report. AI assistance is not permitted.</w:t>
             </w:r>
           </w:p>
         </w:tc>
@@ -4652,7 +4652,7 @@
                 <w:rFonts w:ascii="Calibri" w:hAnsi="Calibri"/>
                 <w:sz w:val="17"/>
               </w:rPr>
-              <w:t>Individual, offline</w:t>
+              <w:t>Individual, timed Colab</w:t>
             </w:r>
           </w:p>
         </w:tc>
@@ -4698,7 +4698,7 @@
                 <w:rFonts w:ascii="Calibri" w:hAnsi="Calibri"/>
                 <w:sz w:val="17"/>
               </w:rPr>
-              <w:t>Two hours practical plus twenty-five minutes typed reasoning, within the three-hour sitting. An unfamiliar dataset, executed checks and evidence-based local assessment. No code execution during the written part.</w:t>
+              <w:t>Colab practical, 180 minutes, covering Weeks 8 to 13. Eight coding tasks (group split 10, baseline, linear and tree predictions 15, MAE and RMSE 5, classification and cost 10, group cross-validation 10, feature ablation 10, model selection 10, ridge and nearest neighbours 15) re-run by the lecturer's grader on unseen data, plus six interpretation choices (15). No separate written report. AI assistance is not permitted.</w:t>
             </w:r>
           </w:p>
         </w:tc>
@@ -6165,7 +6165,7 @@
           <w:i w:val="0"/>
           <w:sz w:val="21"/>
         </w:rPr>
-        <w:t>The rules are simple and they are applied consistently. In all coursework, AI assistance is permitted and must be declared: a short log of the tool, what you asked, and what you changed. In both practical tests, AI assistance is prohibited. The invigilated lab and approved-materials rules enforce that condition; being offline alone does not prevent a local assistant. Marks follow the published criteria for execution, evidence and explanation. There is no additional blanket penalty based on a live question.</w:t>
+        <w:t>The rules are simple and they are applied consistently. In all coursework, AI assistance is permitted and must be declared: a short log of the tool, what you asked, and what you changed. In both practical tests, AI assistance is prohibited. Test 1 is a take-home practical followed by an understanding check, in which you may be asked to explain your code or change it without help. Test 2 follows the invigilator's rules. The grader re-runs your code on other data, so only code you can explain earns marks. Marks follow the published criteria for execution, evidence and explanation. There is no additional blanket penalty based on a live question.</w:t>
       </w:r>
     </w:p>
     <w:p>
@@ -6221,7 +6221,7 @@
                 <w:color w:val="2E5C8A"/>
                 <w:sz w:val="19"/>
               </w:rPr>
-              <w:t>Why the tests are offline</w:t>
+              <w:t>Why the tests are unaided</w:t>
             </w:r>
           </w:p>
           <w:p>
@@ -6233,7 +6233,7 @@
                 <w:rFonts w:ascii="Calibri" w:hAnsi="Calibri"/>
                 <w:sz w:val="20"/>
               </w:rPr>
-              <w:t>Coursework is where you learn to work with these tools and must defend the result. The tests certify what you can do unaided. Both are worth knowing about you, and they cannot be measured in the same conditions. Follow the invigilated test brief and its approved-materials rules, including the prohibition on local as well as online AI assistance.</w:t>
+              <w:t>Coursework is where you learn to work with these tools and must defend the result. The tests certify what you can do unaided. Both are worth knowing about you, and they cannot be measured in the same conditions. Follow the test brief and its approved-materials rules, including the prohibition on AI assistance.</w:t>
             </w:r>
           </w:p>
         </w:tc>
